--- a/eng/docx/36.content.docx
+++ b/eng/docx/36.content.docx
@@ -136,13 +136,6 @@
         <w:rPr>
           <w:lang w:val="en_US" w:bidi="en_US"/>
         </w:rPr>
-      </w:r>
-      <w:r>
-        <w:rPr>
-          <w:i/>
-          <w:lang w:val="en_US" w:bidi="en_US"/>
-        </w:rPr>
-        <w:t>Zephaniah 1:3, Zephaniah 1:4, Zephaniah 1:5, Zephaniah 1:7, Zephaniah 1:9, Zephaniah 1:10, Zephaniah 1:11, Zephaniah 1:12, Zephaniah 1:14, Zephaniah 1:17, Zephaniah 1:18, Zephaniah 2:3, Zephaniah 2:4, Zephaniah 2:9, Zephaniah 2:14, Zephaniah 2:15, Zephaniah 3:3, Zephaniah 3:5, Zephaniah 3:7, Zephaniah 3:8, Zephaniah 3:9, Zephaniah 3:13, Zephaniah 3:14–15, Zephaniah 3:19, Zephaniah 3:20</w:t>
       </w:r>
       <w:r>
         <w:rPr>

--- a/eng/docx/36.content.docx
+++ b/eng/docx/36.content.docx
@@ -123,19 +123,6 @@
           <w:lang w:val="en_US" w:bidi="en_US"/>
         </w:rPr>
         <w:t>ZEP</w:t>
-      </w:r>
-      <w:r>
-        <w:rPr>
-          <w:lang w:val="en_US" w:bidi="en_US"/>
-        </w:rPr>
-      </w:r>
-    </w:p>
-    <w:p>
-      <w:pPr/>
-      <w:r>
-        <w:rPr>
-          <w:lang w:val="en_US" w:bidi="en_US"/>
-        </w:rPr>
       </w:r>
       <w:r>
         <w:rPr>

--- a/eng/docx/36.content.docx
+++ b/eng/docx/36.content.docx
@@ -19,7 +19,7 @@
         <w:rPr>
           <w:lang w:val="en_US" w:bidi="en_US"/>
         </w:rPr>
-        <w:t>Resource: Translation Questions (unfoldingWord)</w:t>
+        <w:t>Resource: unfoldingWord® Translation Questions</w:t>
       </w:r>
       <w:r>
         <w:rPr>
@@ -85,7 +85,7 @@
         <w:rPr>
           <w:lang w:val="en_US" w:bidi="en_US"/>
         </w:rPr>
-        <w:t>Translation Questions (unfoldingWord)</w:t>
+        <w:t>unfoldingWord® Translation Questions</w:t>
       </w:r>
     </w:p>
     <w:p>

--- a/eng/docx/36.content.docx
+++ b/eng/docx/36.content.docx
@@ -185,7 +185,7 @@
         <w:rPr>
           <w:lang w:val="en_US" w:bidi="en_US"/>
         </w:rPr>
-        <w:t>Zephaniah 1:3</w:t>
+        <w:t>Zephaniah 1:3 (#1)</w:t>
       </w:r>
       <w:r>
         <w:rPr>
@@ -248,7 +248,7 @@
         <w:rPr>
           <w:lang w:val="en_US" w:bidi="en_US"/>
         </w:rPr>
-        <w:t>Zephaniah 1:4</w:t>
+        <w:t>Zephaniah 1:4 (#1)</w:t>
       </w:r>
       <w:r>
         <w:rPr>
@@ -311,7 +311,7 @@
         <w:rPr>
           <w:lang w:val="en_US" w:bidi="en_US"/>
         </w:rPr>
-        <w:t>Zephaniah 1:5</w:t>
+        <w:t>Zephaniah 1:5 (#1)</w:t>
       </w:r>
       <w:r>
         <w:rPr>
@@ -374,7 +374,7 @@
         <w:rPr>
           <w:lang w:val="en_US" w:bidi="en_US"/>
         </w:rPr>
-        <w:t>Zephaniah 1:7</w:t>
+        <w:t>Zephaniah 1:7 (#1)</w:t>
       </w:r>
       <w:r>
         <w:rPr>
@@ -437,7 +437,7 @@
         <w:rPr>
           <w:lang w:val="en_US" w:bidi="en_US"/>
         </w:rPr>
-        <w:t>Zephaniah 1:9</w:t>
+        <w:t>Zephaniah 1:9 (#1)</w:t>
       </w:r>
       <w:r>
         <w:rPr>
@@ -500,7 +500,7 @@
         <w:rPr>
           <w:lang w:val="en_US" w:bidi="en_US"/>
         </w:rPr>
-        <w:t>Zephaniah 1:10</w:t>
+        <w:t>Zephaniah 1:10 (#1)</w:t>
       </w:r>
       <w:r>
         <w:rPr>
@@ -563,7 +563,7 @@
         <w:rPr>
           <w:lang w:val="en_US" w:bidi="en_US"/>
         </w:rPr>
-        <w:t>Zephaniah 1:11</w:t>
+        <w:t>Zephaniah 1:11 (#1)</w:t>
       </w:r>
       <w:r>
         <w:rPr>
@@ -626,7 +626,7 @@
         <w:rPr>
           <w:lang w:val="en_US" w:bidi="en_US"/>
         </w:rPr>
-        <w:t>Zephaniah 1:12</w:t>
+        <w:t>Zephaniah 1:12 (#1)</w:t>
       </w:r>
       <w:r>
         <w:rPr>
@@ -689,7 +689,7 @@
         <w:rPr>
           <w:lang w:val="en_US" w:bidi="en_US"/>
         </w:rPr>
-        <w:t>Zephaniah 1:14</w:t>
+        <w:t>Zephaniah 1:14 (#1)</w:t>
       </w:r>
       <w:r>
         <w:rPr>
@@ -752,7 +752,7 @@
         <w:rPr>
           <w:lang w:val="en_US" w:bidi="en_US"/>
         </w:rPr>
-        <w:t>Zephaniah 1:17</w:t>
+        <w:t>Zephaniah 1:17 (#1)</w:t>
       </w:r>
       <w:r>
         <w:rPr>
@@ -815,7 +815,7 @@
         <w:rPr>
           <w:lang w:val="en_US" w:bidi="en_US"/>
         </w:rPr>
-        <w:t>Zephaniah 1:18</w:t>
+        <w:t>Zephaniah 1:18 (#1)</w:t>
       </w:r>
       <w:r>
         <w:rPr>
@@ -878,7 +878,7 @@
         <w:rPr>
           <w:lang w:val="en_US" w:bidi="en_US"/>
         </w:rPr>
-        <w:t>Zephaniah 2:3</w:t>
+        <w:t>Zephaniah 2:3 (#1)</w:t>
       </w:r>
       <w:r>
         <w:rPr>
@@ -941,7 +941,7 @@
         <w:rPr>
           <w:lang w:val="en_US" w:bidi="en_US"/>
         </w:rPr>
-        <w:t>Zephaniah 2:4</w:t>
+        <w:t>Zephaniah 2:4 (#1)</w:t>
       </w:r>
       <w:r>
         <w:rPr>
@@ -1004,7 +1004,7 @@
         <w:rPr>
           <w:lang w:val="en_US" w:bidi="en_US"/>
         </w:rPr>
-        <w:t>Zephaniah 2:9</w:t>
+        <w:t>Zephaniah 2:9 (#1)</w:t>
       </w:r>
       <w:r>
         <w:rPr>
@@ -1067,7 +1067,7 @@
         <w:rPr>
           <w:lang w:val="en_US" w:bidi="en_US"/>
         </w:rPr>
-        <w:t>Zephaniah 2:14</w:t>
+        <w:t>Zephaniah 2:14 (#1)</w:t>
       </w:r>
       <w:r>
         <w:rPr>
@@ -1130,7 +1130,7 @@
         <w:rPr>
           <w:lang w:val="en_US" w:bidi="en_US"/>
         </w:rPr>
-        <w:t>Zephaniah 2:15</w:t>
+        <w:t>Zephaniah 2:15 (#1)</w:t>
       </w:r>
       <w:r>
         <w:rPr>
@@ -1193,7 +1193,7 @@
         <w:rPr>
           <w:lang w:val="en_US" w:bidi="en_US"/>
         </w:rPr>
-        <w:t>Zephaniah 3:3</w:t>
+        <w:t>Zephaniah 3:3 (#1)</w:t>
       </w:r>
       <w:r>
         <w:rPr>
@@ -1256,7 +1256,7 @@
         <w:rPr>
           <w:lang w:val="en_US" w:bidi="en_US"/>
         </w:rPr>
-        <w:t>Zephaniah 3:5</w:t>
+        <w:t>Zephaniah 3:5 (#1)</w:t>
       </w:r>
       <w:r>
         <w:rPr>
@@ -1319,7 +1319,7 @@
         <w:rPr>
           <w:lang w:val="en_US" w:bidi="en_US"/>
         </w:rPr>
-        <w:t>Zephaniah 3:7</w:t>
+        <w:t>Zephaniah 3:7 (#1)</w:t>
       </w:r>
       <w:r>
         <w:rPr>
@@ -1382,7 +1382,7 @@
         <w:rPr>
           <w:lang w:val="en_US" w:bidi="en_US"/>
         </w:rPr>
-        <w:t>Zephaniah 3:8</w:t>
+        <w:t>Zephaniah 3:8 (#1)</w:t>
       </w:r>
       <w:r>
         <w:rPr>
@@ -1445,7 +1445,7 @@
         <w:rPr>
           <w:lang w:val="en_US" w:bidi="en_US"/>
         </w:rPr>
-        <w:t>Zephaniah 3:9</w:t>
+        <w:t>Zephaniah 3:9 (#1)</w:t>
       </w:r>
       <w:r>
         <w:rPr>
@@ -1508,7 +1508,7 @@
         <w:rPr>
           <w:lang w:val="en_US" w:bidi="en_US"/>
         </w:rPr>
-        <w:t>Zephaniah 3:13</w:t>
+        <w:t>Zephaniah 3:13 (#1)</w:t>
       </w:r>
       <w:r>
         <w:rPr>
@@ -1571,7 +1571,7 @@
         <w:rPr>
           <w:lang w:val="en_US" w:bidi="en_US"/>
         </w:rPr>
-        <w:t>Zephaniah 3:14–15</w:t>
+        <w:t>Zephaniah 3:14–15 (#1)</w:t>
       </w:r>
       <w:r>
         <w:rPr>
@@ -1634,7 +1634,7 @@
         <w:rPr>
           <w:lang w:val="en_US" w:bidi="en_US"/>
         </w:rPr>
-        <w:t>Zephaniah 3:19</w:t>
+        <w:t>Zephaniah 3:19 (#1)</w:t>
       </w:r>
       <w:r>
         <w:rPr>
@@ -1697,7 +1697,7 @@
         <w:rPr>
           <w:lang w:val="en_US" w:bidi="en_US"/>
         </w:rPr>
-        <w:t>Zephaniah 3:20</w:t>
+        <w:t>Zephaniah 3:20 (#1)</w:t>
       </w:r>
       <w:r>
         <w:rPr>
